--- a/02_AAM_Authority_and_Readiness_Worksheet.docx
+++ b/02_AAM_Authority_and_Readiness_Worksheet.docx
@@ -1317,6 +1317,19 @@
           <w:sz w:val="18"/>
         </w:rPr>
         <w:t>Examples—not defaults: two admissions per accountable actor per hour; one in-flight execution per delegation root; two distinct verification failures within one hour → require approval. Replaying the same incident or rotating a principal must not reset the applicable control.</w:t>
+      </w:r>
+    </w:p>
+    <w:p>
+      <w:pPr>
+        <w:spacing w:after="80"/>
+      </w:pPr>
+      <w:r>
+        <w:rPr>
+          <w:b w:val="0"/>
+          <w:color w:val="566775"/>
+          <w:sz w:val="18"/>
+        </w:rPr>
+        <w:t>External signals to consider: runtime or plugin integrity failure; revoked or vulnerable tool/plugin version; compromised identity or session; connector/integration compromise. Record the trusted source, affected version/scope and reviewed rule below. Detection and integration are host responsibilities.</w:t>
       </w:r>
     </w:p>
     <w:tbl>
@@ -2662,6 +2675,64 @@
           </w:p>
         </w:tc>
       </w:tr>
+      <w:tr>
+        <w:trPr>
+          <w:trHeight w:val="576" w:hRule="atLeast"/>
+          <w:cantSplit/>
+        </w:trPr>
+        <w:tc>
+          <w:tcPr>
+            <w:tcW w:type="dxa" w:w="1325"/>
+            <w:vAlign w:val="top"/>
+            <w:shd w:fill="FAFCFD"/>
+          </w:tcPr>
+          <w:p>
+            <w:pPr>
+              <w:spacing w:after="0" w:line="247" w:lineRule="auto"/>
+            </w:pPr>
+            <w:r>
+              <w:rPr>
+                <w:b w:val="0"/>
+                <w:color w:val="18374B"/>
+                <w:sz w:val="18"/>
+              </w:rPr>
+              <w:t>L3</w:t>
+            </w:r>
+          </w:p>
+        </w:tc>
+        <w:tc>
+          <w:tcPr>
+            <w:tcW w:type="dxa" w:w="6566"/>
+            <w:vAlign w:val="top"/>
+            <w:shd w:fill="FAFCFD"/>
+          </w:tcPr>
+          <w:p>
+            <w:pPr>
+              <w:spacing w:after="0" w:line="247" w:lineRule="auto"/>
+            </w:pPr>
+            <w:r>
+              <w:rPr>
+                <w:b w:val="0"/>
+                <w:color w:val="18374B"/>
+                <w:sz w:val="18"/>
+              </w:rPr>
+              <w:t>Test that a compromised or revoked identity, runtime, plugin, tool, or connector signal causes the intended scoped restriction and cannot weaken standing authority or verification.</w:t>
+            </w:r>
+          </w:p>
+        </w:tc>
+        <w:tc>
+          <w:tcPr>
+            <w:tcW w:type="dxa" w:w="2534"/>
+            <w:vAlign w:val="top"/>
+            <w:shd w:fill="F3F7F9"/>
+          </w:tcPr>
+          <w:p>
+            <w:pPr>
+              <w:spacing w:after="0" w:line="247" w:lineRule="auto"/>
+            </w:pPr>
+          </w:p>
+        </w:tc>
+      </w:tr>
     </w:tbl>
     <w:p>
       <w:pPr>

--- a/02_AAM_Authority_and_Readiness_Worksheet.docx
+++ b/02_AAM_Authority_and_Readiness_Worksheet.docx
@@ -9,6 +9,8 @@
       <w:r>
         <w:rPr>
           <w:b w:val="0"/>
+          <w:color w:val="000000"/>
+          <w:u w:val="none"/>
         </w:rPr>
         <w:t>Agent Authority Profile</w:t>
       </w:r>
@@ -20,8 +22,10 @@
       <w:r>
         <w:rPr>
           <w:b w:val="0"/>
+          <w:color w:val="000000"/>
+          <w:u w:val="none"/>
         </w:rPr>
-        <w:t>Working worksheet &amp; readiness review</w:t>
+        <w:t>Working worksheet and readiness review</w:t>
       </w:r>
     </w:p>
     <w:p>
@@ -34,7 +38,7 @@
           <w:color w:val="566775"/>
           <w:sz w:val="18"/>
         </w:rPr>
-        <w:t>Independent reference  |  Companion to Workflow &amp; Definition</w:t>
+        <w:t>Independent reference  |  Companion to Workflow and Definition</w:t>
       </w:r>
     </w:p>
     <w:p>
@@ -52,8 +56,10 @@
       <w:r>
         <w:rPr>
           <w:b w:val="0"/>
+          <w:color w:val="000000"/>
+          <w:u w:val="none"/>
         </w:rPr>
-        <w:t>A. Product decisions</w:t>
+        <w:t>A Product decisions</w:t>
       </w:r>
     </w:p>
     <w:tbl>
@@ -254,6 +260,8 @@
       <w:r>
         <w:rPr>
           <w:b w:val="0"/>
+          <w:color w:val="000000"/>
+          <w:u w:val="none"/>
         </w:rPr>
         <w:t>Allowed operations and approval</w:t>
       </w:r>
@@ -808,8 +816,10 @@
       <w:r>
         <w:rPr>
           <w:b w:val="0"/>
+          <w:color w:val="000000"/>
+          <w:u w:val="none"/>
         </w:rPr>
-        <w:t>B. Engineering bindings and outcome checks</w:t>
+        <w:t>B Engineering bindings and outcome checks</w:t>
       </w:r>
     </w:p>
     <w:p>
@@ -1294,8 +1304,10 @@
       <w:r>
         <w:rPr>
           <w:b w:val="0"/>
+          <w:color w:val="000000"/>
+          <w:u w:val="none"/>
         </w:rPr>
-        <w:t>C. Aggregate budgets, protective feedback, stop and restoration</w:t>
+        <w:t>C Aggregate budgets protective feedback stop and restoration</w:t>
       </w:r>
     </w:p>
     <w:p>
@@ -1316,7 +1328,7 @@
           <w:color w:val="566775"/>
           <w:sz w:val="18"/>
         </w:rPr>
-        <w:t>Examples—not defaults: two admissions per accountable actor per hour; one in-flight execution per delegation root; two distinct verification failures within one hour → require approval. Replaying the same incident or rotating a principal must not reset the applicable control.</w:t>
+        <w:t>Examples—not defaults: two admissions per actor per hour; one in-flight execution per delegation root; two distinct verification failures in one hour → require approval. Lifecycle rules deduplicate executions; campaign rules deduplicate observation IDs. Specify host incident mapping so repeated observations are not counted as new incidents.</w:t>
       </w:r>
     </w:p>
     <w:p>
@@ -1689,19 +1701,15 @@
             <w:r>
               <w:rPr>
                 <w:b/>
-                <w:color w:val="18374B"/>
-                <w:sz w:val="20"/>
               </w:rPr>
               <w:t>Restoration authority and proof</w:t>
             </w:r>
             <w:r>
               <w:rPr>
                 <w:b w:val="0"/>
-                <w:color w:val="18374B"/>
-                <w:sz w:val="20"/>
               </w:rPr>
               <w:br/>
-              <w:t>Named roles/principals, exact hold revision, required evidence and unresolved-execution check. Who reviews whether the repair is adequate?</w:t>
+              <w:t>Name owners, exact hold revision and evidence. Prove the unresolved-work check and pre-hold proposal invalidation. The campaign API currently needs host safeguards for both.</w:t>
             </w:r>
           </w:p>
         </w:tc>
@@ -1878,7 +1886,7 @@
           <w:color w:val="566775"/>
           <w:sz w:val="18"/>
         </w:rPr>
-        <w:t>No automatic restoration or retry is supplied by the reference. Restoration must not clear other holds, reuse approvals or reset duplicate protection. Suspending agent dispatches is not an industrial stop command.</w:t>
+        <w:t>No automatic restoration or retry is supplied. Preserve other holds, consumed approvals and duplicate protection. Test campaign restoration during unresolved work and after a hold is activated then cleared. Suspending dispatches is not an industrial stop command.</w:t>
       </w:r>
     </w:p>
     <w:p>
@@ -1891,8 +1899,10 @@
       <w:r>
         <w:rPr>
           <w:b w:val="0"/>
+          <w:color w:val="000000"/>
+          <w:u w:val="none"/>
         </w:rPr>
-        <w:t>D. Readiness evidence and sign-off</w:t>
+        <w:t>D Readiness evidence and sign off</w:t>
       </w:r>
     </w:p>
     <w:p>
@@ -2751,6 +2761,8 @@
       <w:r>
         <w:rPr>
           <w:b w:val="0"/>
+          <w:color w:val="000000"/>
+          <w:u w:val="none"/>
         </w:rPr>
         <w:t>Bind the review to what will run</w:t>
       </w:r>
@@ -3020,7 +3032,7 @@
     <w:r>
       <w:rPr>
         <w:b w:val="0"/>
-        <w:color w:val="566775"/>
+        <w:color w:val="000000"/>
         <w:sz w:val="16"/>
       </w:rPr>
       <w:t>AGENT ACTION MANIFEST</w:t>
@@ -3415,6 +3427,10 @@
       </w:tabs>
       <w:spacing w:after="0" w:line="240" w:lineRule="auto"/>
     </w:pPr>
+    <w:rPr>
+      <w:color w:val="000000"/>
+      <w:u w:val="none"/>
+    </w:rPr>
   </w:style>
   <w:style w:type="character" w:customStyle="1" w:styleId="HeaderChar">
     <w:name w:val="Header Char"/>
@@ -3463,9 +3479,10 @@
       <w:rFonts w:asciiTheme="majorHAnsi" w:eastAsiaTheme="majorEastAsia" w:hAnsiTheme="majorHAnsi" w:cstheme="majorBidi" w:ascii="Calibri" w:hAnsi="Calibri"/>
       <w:b/>
       <w:bCs/>
-      <w:color w:val="147D80"/>
+      <w:color w:val="000000"/>
       <w:sz w:val="30"/>
       <w:szCs w:val="28"/>
+      <w:u w:val="none"/>
     </w:rPr>
   </w:style>
   <w:style w:type="paragraph" w:styleId="Heading2">
@@ -3487,9 +3504,10 @@
       <w:rFonts w:asciiTheme="majorHAnsi" w:eastAsiaTheme="majorEastAsia" w:hAnsiTheme="majorHAnsi" w:cstheme="majorBidi" w:ascii="Calibri" w:hAnsi="Calibri"/>
       <w:b/>
       <w:bCs/>
-      <w:color w:val="18374B"/>
+      <w:color w:val="000000"/>
       <w:sz w:val="23"/>
       <w:szCs w:val="26"/>
+      <w:u w:val="none"/>
     </w:rPr>
   </w:style>
   <w:style w:type="paragraph" w:styleId="Heading3">
@@ -3742,19 +3760,17 @@
     <w:qFormat/>
     <w:rsid w:val="00FC693F"/>
     <w:pPr>
-      <w:pBdr>
-        <w:bottom w:val="single" w:sz="8" w:space="4" w:color="4F81BD" w:themeColor="accent1"/>
-      </w:pBdr>
       <w:spacing w:after="100" w:line="240" w:lineRule="auto" w:before="0"/>
       <w:contextualSpacing/>
     </w:pPr>
     <w:rPr>
       <w:rFonts w:asciiTheme="majorHAnsi" w:eastAsiaTheme="majorEastAsia" w:hAnsiTheme="majorHAnsi" w:cstheme="majorBidi" w:ascii="Calibri" w:hAnsi="Calibri"/>
-      <w:color w:val="18374B"/>
+      <w:color w:val="000000"/>
       <w:spacing w:val="5"/>
       <w:kern w:val="28"/>
       <w:sz w:val="50"/>
       <w:szCs w:val="52"/>
+      <w:u w:val="none"/>
     </w:rPr>
   </w:style>
   <w:style w:type="character" w:customStyle="1" w:styleId="TitleChar">
@@ -3790,10 +3806,11 @@
       <w:rFonts w:asciiTheme="majorHAnsi" w:eastAsiaTheme="majorEastAsia" w:hAnsiTheme="majorHAnsi" w:cstheme="majorBidi" w:ascii="Calibri" w:hAnsi="Calibri"/>
       <w:i/>
       <w:iCs/>
-      <w:color w:val="147D80"/>
+      <w:color w:val="000000"/>
       <w:spacing w:val="15"/>
       <w:sz w:val="26"/>
       <w:szCs w:val="24"/>
+      <w:u w:val="none"/>
     </w:rPr>
   </w:style>
   <w:style w:type="character" w:customStyle="1" w:styleId="SubtitleChar">
